--- a/pi_multi_agent_training_manual_Windows_rev1.docx
+++ b/pi_multi_agent_training_manual_Windows_rev1.docx
@@ -382,12 +382,9 @@
       <w:pPr>
         <w:pStyle w:val="ListBullet"/>
         <w:spacing w:after="40"/>
-        <w:rPr>
-          <w:rFonts w:hint="eastAsia"/>
-        </w:rPr>
-      </w:pPr>
-      <w:r>
-        <w:t>Module 2 — Install and verify Ollama on the same Windows machine</w:t>
+      </w:pPr>
+      <w:r>
+        <w:t>Optional: ChatGPT Plus or Pro (Codex) subscription if you want to use Pi /login for hosted models instead of local-only Ollama.</w:t>
       </w:r>
     </w:p>
     <w:p>
@@ -399,7 +396,27 @@
         </w:rPr>
       </w:pPr>
       <w:r>
+        <w:t>Module 2 — Install and verify Ollama on the same Windows machine</w:t>
+      </w:r>
+    </w:p>
+    <w:p>
+      <w:pPr>
+        <w:pStyle w:val="ListBullet"/>
+        <w:spacing w:after="40"/>
+        <w:rPr>
+          <w:rFonts w:hint="eastAsia"/>
+        </w:rPr>
+      </w:pPr>
+      <w:r>
         <w:t>Module 3 — Connect Pi to Ollama on the same machine</w:t>
+      </w:r>
+    </w:p>
+    <w:p>
+      <w:pPr>
+        <w:widowControl/>
+      </w:pPr>
+      <w:r>
+        <w:t>Provider choice: this module configures local Ollama via models.json. If you prefer hosted models, use /login in Pi and select ChatGPT Plus/Pro (Codex subscription), then use /model; you can still keep Ollama configured for local fallback.</w:t>
       </w:r>
     </w:p>
     <w:p>
@@ -1957,6 +1974,34 @@
       </w:r>
       <w:r>
         <w:t>. [1]</w:t>
+      </w:r>
+    </w:p>
+    <w:p>
+      <w:pPr>
+        <w:pStyle w:val="SectionHeading"/>
+        <w:spacing w:before="200" w:after="120"/>
+      </w:pPr>
+      <w:r>
+        <w:rPr>
+          <w:sz w:val="22"/>
+        </w:rPr>
+        <w:t>1.5 Optional: ChatGPT Plus or Pro (Codex)</w:t>
+      </w:r>
+    </w:p>
+    <w:p>
+      <w:pPr>
+        <w:widowControl/>
+      </w:pPr>
+      <w:r>
+        <w:t>Instead of local Ollama only, you can use Pi with a ChatGPT Plus or Pro plan that includes the Codex subscription. Inside Pi, type /login and choose the ChatGPT Plus/Pro (Codex subscription) option, then complete the browser sign-in flow.</w:t>
+      </w:r>
+    </w:p>
+    <w:p>
+      <w:pPr>
+        <w:widowControl/>
+      </w:pPr>
+      <w:r>
+        <w:t>That path uses hosted models through your subscription; it is separate from the Ollama setup in this course. After sign-in, pick models with /model as usual.</w:t>
       </w:r>
     </w:p>
     <w:p>
